--- a/policies/build/chapters_v2/PRE/HCO_PRE_4_v2_REWRITE_DRAFT.docx
+++ b/policies/build/chapters_v2/PRE/HCO_PRE_4_v2_REWRITE_DRAFT.docx
@@ -766,6 +766,11 @@
         </w:tc>
       </w:tr>
     </w:tbl>
+    <w:p>
+      <w:r>
+        <w:t>This policy shall be reviewed at least once every year, or earlier if NABH standards or applicable law changes.</w:t>
+      </w:r>
+    </w:p>
     <w:p>
       <w:pPr>
         <w:pStyle w:val="Heading1"/>
@@ -1547,7 +1552,99 @@
         <w:pStyle w:val="ListNumber"/>
       </w:pPr>
       <w:r>
-        <w:t>Medical Termination of Pregnancy Act; Pre-Conception and Pre-Natal Diagnostic Techniques Act, 1994; Transplantation of Human Organs Act; HIV and AIDS (Prevention and Control) Act, 2017 and the National AIDS Control Organisation's national HIV-testing policy — applicable to «Hospital Name» only to the extent its services fall within the scope of these statutes.</w:t>
+        <w:t xml:space="preserve">Government of India. (1971). </w:t>
+      </w:r>
+      <w:hyperlink r:id="rId9">
+        <w:r>
+          <w:rPr>
+            <w:color w:val="0563C1"/>
+            <w:u w:val="single"/>
+          </w:rPr>
+          <w:t>https://www.indiacode.nic.in/bitstream/123456789/15389/1/the_medical_termination_of_pregnancy_act,_1971.pdf</w:t>
+        </w:r>
+      </w:hyperlink>
+      <w:r>
+        <w:t xml:space="preserve"> The Medical Termination of Pregnancy Act, 1971 — applicable to «Hospital Name» only to the extent its services fall within scope.</w:t>
+      </w:r>
+    </w:p>
+    <w:p>
+      <w:pPr>
+        <w:pStyle w:val="ListNumber"/>
+      </w:pPr>
+      <w:r>
+        <w:t xml:space="preserve">Government of India. (1994). </w:t>
+      </w:r>
+      <w:hyperlink r:id="rId10">
+        <w:r>
+          <w:rPr>
+            <w:color w:val="0563C1"/>
+            <w:u w:val="single"/>
+          </w:rPr>
+          <w:t>https://www.indiacode.nic.in/bitstream/123456789/8399/1/pre-conception-pre-natal-diagnostic-techniques-act-1994.pdf</w:t>
+        </w:r>
+      </w:hyperlink>
+      <w:r>
+        <w:t xml:space="preserve"> The Pre-Conception and Pre-Natal Diagnostic Techniques (Prohibition of Sex Selection) Act, 1994 — applicable to «Hospital Name» only to the extent its services fall within scope.</w:t>
+      </w:r>
+    </w:p>
+    <w:p>
+      <w:pPr>
+        <w:pStyle w:val="ListNumber"/>
+      </w:pPr>
+      <w:r>
+        <w:t xml:space="preserve">Government of India. (1994). </w:t>
+      </w:r>
+      <w:hyperlink r:id="rId11">
+        <w:r>
+          <w:rPr>
+            <w:color w:val="0563C1"/>
+            <w:u w:val="single"/>
+          </w:rPr>
+          <w:t>https://www.indiacode.nic.in/bitstream/123456789/15433/1/transplantation_of_human_organs_and_tissues_act,_1994.pdf</w:t>
+        </w:r>
+      </w:hyperlink>
+      <w:r>
+        <w:t xml:space="preserve"> The Transplantation of Human Organs and Tissues Act, 1994 — applicable to «Hospital Name» only to the extent its services fall within scope.</w:t>
+      </w:r>
+    </w:p>
+    <w:p>
+      <w:pPr>
+        <w:pStyle w:val="ListNumber"/>
+      </w:pPr>
+      <w:r>
+        <w:t xml:space="preserve">Government of India. (2017). </w:t>
+      </w:r>
+      <w:hyperlink r:id="rId12">
+        <w:r>
+          <w:rPr>
+            <w:color w:val="0563C1"/>
+            <w:u w:val="single"/>
+          </w:rPr>
+          <w:t>https://www.indiacode.nic.in/bitstream/123456789/2254/1/a2017-16.pdf</w:t>
+        </w:r>
+      </w:hyperlink>
+      <w:r>
+        <w:t xml:space="preserve"> The HIV and AIDS (Prevention and Control) Act, 2017 — applicable to «Hospital Name» only to the extent its services fall within scope.</w:t>
+      </w:r>
+    </w:p>
+    <w:p>
+      <w:pPr>
+        <w:pStyle w:val="ListNumber"/>
+      </w:pPr>
+      <w:r>
+        <w:t xml:space="preserve">National AIDS Control Organisation, Ministry of Health and Family Welfare, Government of India. (n.d.). </w:t>
+      </w:r>
+      <w:hyperlink r:id="rId13">
+        <w:r>
+          <w:rPr>
+            <w:color w:val="0563C1"/>
+            <w:u w:val="single"/>
+          </w:rPr>
+          <w:t>https://naco.gov.in</w:t>
+        </w:r>
+      </w:hyperlink>
+      <w:r>
+        <w:t xml:space="preserve"> National HIV counselling and testing policy and guidelines — applicable to «Hospital Name» only to the extent its services fall within scope.</w:t>
       </w:r>
     </w:p>
     <w:p>
@@ -1561,7 +1658,7 @@
     <w:p>
       <w:pPr/>
       <w:r>
-        <w:t>This policy reorganises the supplied PRE.4 objective-element wording and Guidebook interpretation into plain-language guidance for «Hospital Name». It does not replace the NABH Accreditation Standards for Hospitals, 6th Edition, or the Guidebook, which remain the authoritative source in case of any conflict.</w:t>
+        <w:t>This document is a template prepared for the guidance of «Hospital Name» and must be reviewed, adapted and formally approved by «Hospital Name» before use. Every entry marked ________ must be completed before the document is issued.</w:t>
       </w:r>
     </w:p>
     <w:p>
@@ -1573,13 +1670,13 @@
     <w:p>
       <w:pPr/>
       <w:r>
-        <w:t>This policy shall be reviewed at least once every year, or earlier if NABH standards or applicable law changes.</w:t>
+        <w:t>The clinical and technical content reflects recognised national and international guidance current at the date of preparation. «Hospital Name» remains responsible for verifying that it is current and consistent with the edition of the accreditation standard against which it is being assessed.</w:t>
       </w:r>
     </w:p>
     <w:p>
       <w:pPr/>
       <w:r>
-        <w:t>This policy is the property of «Hospital Name» and is not to be reproduced or distributed outside the organisation without authorisation.</w:t>
+        <w:t>This document is not issued by, endorsed by, or affiliated with NABH or any other body named in it. Wording is original; no text has been reproduced from the standards, rules or guidelines referenced.</w:t>
       </w:r>
     </w:p>
     <w:sectPr>
